--- a/web/нужное/ТЗ_01.docx
+++ b/web/нужное/ТЗ_01.docx
@@ -131,8 +131,6 @@
           <w:rFonts w:ascii="Arial" w:hAnsi="Arial" w:cs="Arial"/>
         </w:rPr>
       </w:pPr>
-      <w:bookmarkStart w:id="0" w:name="_GoBack"/>
-      <w:bookmarkEnd w:id="0"/>
     </w:p>
     <w:p>
       <w:pPr>
@@ -640,84 +638,10 @@
       <w:pPr>
         <w:pStyle w:val="tdnontocunorderedcaption"/>
       </w:pPr>
-      <w:bookmarkStart w:id="1" w:name="_Toc264388593"/>
+      <w:bookmarkStart w:id="0" w:name="_Toc264388593"/>
       <w:r>
         <w:lastRenderedPageBreak/>
         <w:t>АННОТАЦИЯ</w:t>
-      </w:r>
-    </w:p>
-    <w:p>
-      <w:pPr>
-        <w:pStyle w:val="tdtext"/>
-        <w:rPr>
-          <w:rFonts w:ascii="Times New Roman" w:hAnsi="Times New Roman"/>
-          <w:color w:val="333333"/>
-          <w:spacing w:val="-5"/>
-          <w:sz w:val="28"/>
-          <w:szCs w:val="28"/>
-          <w:shd w:val="clear" w:color="auto" w:fill="FFFFFF"/>
-        </w:rPr>
-      </w:pPr>
-      <w:r>
-        <w:rPr>
-          <w:rFonts w:ascii="Times New Roman" w:hAnsi="Times New Roman"/>
-          <w:spacing w:val="-5"/>
-          <w:sz w:val="28"/>
-          <w:szCs w:val="28"/>
-          <w:shd w:val="clear" w:color="auto" w:fill="FFFFFF"/>
-        </w:rPr>
-        <w:t>FandomHub – это интерактивный веб-сайт каталог популярных медиафраншиз. Сайт предназначен для удобного просмотра информации о различных вселенных</w:t>
-      </w:r>
-      <w:r>
-        <w:rPr>
-          <w:rFonts w:ascii="Times New Roman" w:hAnsi="Times New Roman"/>
-          <w:spacing w:val="-5"/>
-          <w:sz w:val="28"/>
-          <w:szCs w:val="28"/>
-          <w:shd w:val="clear" w:color="auto" w:fill="FFFFFF"/>
-        </w:rPr>
-        <w:t xml:space="preserve"> и жанров</w:t>
-      </w:r>
-      <w:r>
-        <w:rPr>
-          <w:rFonts w:ascii="Times New Roman" w:hAnsi="Times New Roman"/>
-          <w:spacing w:val="-5"/>
-          <w:sz w:val="28"/>
-          <w:szCs w:val="28"/>
-          <w:shd w:val="clear" w:color="auto" w:fill="FFFFFF"/>
-        </w:rPr>
-        <w:t xml:space="preserve">, таких как аниме, хоррор, фантастика и постапокалипсис. </w:t>
-      </w:r>
-      <w:r>
-        <w:rPr>
-          <w:rFonts w:ascii="Times New Roman" w:hAnsi="Times New Roman"/>
-          <w:spacing w:val="-5"/>
-          <w:sz w:val="28"/>
-          <w:szCs w:val="28"/>
-          <w:shd w:val="clear" w:color="auto" w:fill="FFFFFF"/>
-        </w:rPr>
-        <w:t>Пользователь может просматривать карточки франшиз, искать материалы по названию, фильтровать элементы по категориям и жанрам</w:t>
-      </w:r>
-      <w:r>
-        <w:rPr>
-          <w:rFonts w:ascii="Times New Roman" w:hAnsi="Times New Roman"/>
-          <w:spacing w:val="-5"/>
-          <w:sz w:val="28"/>
-          <w:szCs w:val="28"/>
-          <w:shd w:val="clear" w:color="auto" w:fill="FFFFFF"/>
-        </w:rPr>
-        <w:t>, сортировать, читать подробную информацию</w:t>
-      </w:r>
-      <w:r>
-        <w:rPr>
-          <w:rFonts w:ascii="Times New Roman" w:hAnsi="Times New Roman"/>
-          <w:color w:val="333333"/>
-          <w:spacing w:val="-5"/>
-          <w:sz w:val="28"/>
-          <w:szCs w:val="28"/>
-          <w:shd w:val="clear" w:color="auto" w:fill="FFFFFF"/>
-        </w:rPr>
-        <w:t>.</w:t>
       </w:r>
     </w:p>
     <w:p>
@@ -738,6 +662,140 @@
           <w:docGrid w:linePitch="360"/>
         </w:sectPr>
       </w:pPr>
+      <w:r>
+        <w:rPr>
+          <w:rFonts w:ascii="Times New Roman" w:hAnsi="Times New Roman"/>
+          <w:sz w:val="28"/>
+          <w:szCs w:val="28"/>
+        </w:rPr>
+        <w:t xml:space="preserve">В рамках учебной практики мы разработаем веб-сайт FandomHub </w:t>
+      </w:r>
+      <w:r>
+        <w:rPr>
+          <w:rFonts w:ascii="Times New Roman" w:hAnsi="Times New Roman"/>
+          <w:sz w:val="28"/>
+          <w:szCs w:val="28"/>
+        </w:rPr>
+        <w:t>– интерактивный каталог популярных медиафраншиз</w:t>
+      </w:r>
+      <w:r>
+        <w:rPr>
+          <w:rFonts w:ascii="Times New Roman" w:hAnsi="Times New Roman"/>
+          <w:sz w:val="28"/>
+          <w:szCs w:val="28"/>
+        </w:rPr>
+        <w:t xml:space="preserve">. Проект будет создаваться в среде </w:t>
+      </w:r>
+      <w:r>
+        <w:rPr>
+          <w:rFonts w:ascii="Times New Roman" w:hAnsi="Times New Roman"/>
+          <w:sz w:val="28"/>
+          <w:szCs w:val="28"/>
+          <w:lang w:val="en-US"/>
+        </w:rPr>
+        <w:t>Visual</w:t>
+      </w:r>
+      <w:r>
+        <w:rPr>
+          <w:rFonts w:ascii="Times New Roman" w:hAnsi="Times New Roman"/>
+          <w:sz w:val="28"/>
+          <w:szCs w:val="28"/>
+        </w:rPr>
+        <w:t xml:space="preserve"> </w:t>
+      </w:r>
+      <w:r>
+        <w:rPr>
+          <w:rFonts w:ascii="Times New Roman" w:hAnsi="Times New Roman"/>
+          <w:sz w:val="28"/>
+          <w:szCs w:val="28"/>
+          <w:lang w:val="en-US"/>
+        </w:rPr>
+        <w:t>Studio</w:t>
+      </w:r>
+      <w:r>
+        <w:rPr>
+          <w:rFonts w:ascii="Times New Roman" w:hAnsi="Times New Roman"/>
+          <w:sz w:val="28"/>
+          <w:szCs w:val="28"/>
+        </w:rPr>
+        <w:t xml:space="preserve"> </w:t>
+      </w:r>
+      <w:r>
+        <w:rPr>
+          <w:rFonts w:ascii="Times New Roman" w:hAnsi="Times New Roman"/>
+          <w:sz w:val="28"/>
+          <w:szCs w:val="28"/>
+          <w:lang w:val="en-US"/>
+        </w:rPr>
+        <w:t>Code</w:t>
+      </w:r>
+      <w:r>
+        <w:rPr>
+          <w:rFonts w:ascii="Times New Roman" w:hAnsi="Times New Roman"/>
+          <w:sz w:val="28"/>
+          <w:szCs w:val="28"/>
+        </w:rPr>
+        <w:t xml:space="preserve"> </w:t>
+      </w:r>
+      <w:r>
+        <w:rPr>
+          <w:rFonts w:ascii="Times New Roman" w:hAnsi="Times New Roman"/>
+          <w:sz w:val="28"/>
+          <w:szCs w:val="28"/>
+        </w:rPr>
+        <w:t xml:space="preserve">с использованием </w:t>
+      </w:r>
+      <w:r>
+        <w:rPr>
+          <w:rFonts w:ascii="Times New Roman" w:hAnsi="Times New Roman"/>
+          <w:sz w:val="28"/>
+          <w:szCs w:val="28"/>
+          <w:lang w:val="en-US"/>
+        </w:rPr>
+        <w:t>HTML</w:t>
+      </w:r>
+      <w:r>
+        <w:rPr>
+          <w:rFonts w:ascii="Times New Roman" w:hAnsi="Times New Roman"/>
+          <w:sz w:val="28"/>
+          <w:szCs w:val="28"/>
+        </w:rPr>
+        <w:t xml:space="preserve">, </w:t>
+      </w:r>
+      <w:r>
+        <w:rPr>
+          <w:rFonts w:ascii="Times New Roman" w:hAnsi="Times New Roman"/>
+          <w:sz w:val="28"/>
+          <w:szCs w:val="28"/>
+          <w:lang w:val="en-US"/>
+        </w:rPr>
+        <w:t>CSS</w:t>
+      </w:r>
+      <w:r>
+        <w:rPr>
+          <w:rFonts w:ascii="Times New Roman" w:hAnsi="Times New Roman"/>
+          <w:sz w:val="28"/>
+          <w:szCs w:val="28"/>
+        </w:rPr>
+        <w:t xml:space="preserve">, </w:t>
+      </w:r>
+      <w:r>
+        <w:rPr>
+          <w:rFonts w:ascii="Times New Roman" w:hAnsi="Times New Roman"/>
+          <w:sz w:val="28"/>
+          <w:szCs w:val="28"/>
+          <w:lang w:val="en-US"/>
+        </w:rPr>
+        <w:t>JavaScript</w:t>
+      </w:r>
+      <w:r>
+        <w:rPr>
+          <w:rFonts w:ascii="Times New Roman" w:hAnsi="Times New Roman"/>
+          <w:sz w:val="28"/>
+          <w:szCs w:val="28"/>
+        </w:rPr>
+        <w:t>.</w:t>
+      </w:r>
     </w:p>
     <w:p>
       <w:pPr>
@@ -2366,7 +2424,7 @@
           <w:shd w:val="clear" w:color="auto" w:fill="FFFFFF"/>
         </w:rPr>
       </w:pPr>
-      <w:bookmarkStart w:id="2" w:name="_Toc228034866"/>
+      <w:bookmarkStart w:id="1" w:name="_Toc228034866"/>
       <w:r>
         <w:rPr>
           <w:shd w:val="clear" w:color="auto" w:fill="FFFFFF"/>
@@ -2374,151 +2432,53 @@
         <w:lastRenderedPageBreak/>
         <w:t>Введение</w:t>
       </w:r>
+      <w:bookmarkEnd w:id="1"/>
+    </w:p>
+    <w:p>
+      <w:pPr>
+        <w:pStyle w:val="tdtext"/>
+        <w:rPr>
+          <w:rFonts w:ascii="Times New Roman" w:hAnsi="Times New Roman"/>
+          <w:color w:val="333333"/>
+          <w:spacing w:val="-5"/>
+          <w:sz w:val="28"/>
+          <w:szCs w:val="28"/>
+          <w:shd w:val="clear" w:color="auto" w:fill="FFFFFF"/>
+        </w:rPr>
+      </w:pPr>
+      <w:r>
+        <w:rPr>
+          <w:rFonts w:ascii="Times New Roman" w:hAnsi="Times New Roman"/>
+          <w:spacing w:val="-5"/>
+          <w:sz w:val="28"/>
+          <w:szCs w:val="28"/>
+          <w:shd w:val="clear" w:color="auto" w:fill="FFFFFF"/>
+        </w:rPr>
+        <w:t>FandomHub – это интерактивный веб-сайт каталог популярных медиафраншиз. Сайт предназначен для удобного просмотра информации о различных вселенных и жанров, таких как аниме, хоррор, фантастика и постапокалипсис. Пользователь может просматривать карточки франшиз, искать материалы по названию, фильтровать элементы по категориям и жанрам, сортировать, читать подробную информацию</w:t>
+      </w:r>
+      <w:r>
+        <w:rPr>
+          <w:rFonts w:ascii="Times New Roman" w:hAnsi="Times New Roman"/>
+          <w:color w:val="333333"/>
+          <w:spacing w:val="-5"/>
+          <w:sz w:val="28"/>
+          <w:szCs w:val="28"/>
+          <w:shd w:val="clear" w:color="auto" w:fill="FFFFFF"/>
+        </w:rPr>
+        <w:t>.</w:t>
+      </w:r>
+    </w:p>
+    <w:p>
+      <w:pPr>
+        <w:pStyle w:val="tdtext"/>
+        <w:rPr>
+          <w:rFonts w:ascii="Times New Roman" w:hAnsi="Times New Roman"/>
+          <w:sz w:val="28"/>
+          <w:szCs w:val="28"/>
+        </w:rPr>
+      </w:pPr>
+      <w:bookmarkStart w:id="2" w:name="_GoBack"/>
       <w:bookmarkEnd w:id="2"/>
-    </w:p>
-    <w:p>
-      <w:pPr>
-        <w:pStyle w:val="tdtext"/>
-        <w:rPr>
-          <w:rFonts w:ascii="Times New Roman" w:hAnsi="Times New Roman"/>
-          <w:sz w:val="28"/>
-          <w:szCs w:val="28"/>
-        </w:rPr>
-      </w:pPr>
-      <w:r>
-        <w:rPr>
-          <w:rFonts w:ascii="Times New Roman" w:hAnsi="Times New Roman"/>
-          <w:sz w:val="28"/>
-          <w:szCs w:val="28"/>
-        </w:rPr>
-        <w:t xml:space="preserve">В рамках учебной практики мы разработаем веб-сайт FandomHub </w:t>
-      </w:r>
-      <w:r>
-        <w:rPr>
-          <w:rFonts w:ascii="Times New Roman" w:hAnsi="Times New Roman"/>
-          <w:sz w:val="28"/>
-          <w:szCs w:val="28"/>
-        </w:rPr>
-        <w:t>– интерактивный каталог популярных медиафраншиз</w:t>
-      </w:r>
-      <w:r>
-        <w:rPr>
-          <w:rFonts w:ascii="Times New Roman" w:hAnsi="Times New Roman"/>
-          <w:sz w:val="28"/>
-          <w:szCs w:val="28"/>
-        </w:rPr>
-        <w:t xml:space="preserve">. Проект будет создаваться в среде </w:t>
-      </w:r>
-      <w:r>
-        <w:rPr>
-          <w:rFonts w:ascii="Times New Roman" w:hAnsi="Times New Roman"/>
-          <w:sz w:val="28"/>
-          <w:szCs w:val="28"/>
-          <w:lang w:val="en-US"/>
-        </w:rPr>
-        <w:t>Visual</w:t>
-      </w:r>
-      <w:r>
-        <w:rPr>
-          <w:rFonts w:ascii="Times New Roman" w:hAnsi="Times New Roman"/>
-          <w:sz w:val="28"/>
-          <w:szCs w:val="28"/>
-        </w:rPr>
-        <w:t xml:space="preserve"> </w:t>
-      </w:r>
-      <w:r>
-        <w:rPr>
-          <w:rFonts w:ascii="Times New Roman" w:hAnsi="Times New Roman"/>
-          <w:sz w:val="28"/>
-          <w:szCs w:val="28"/>
-          <w:lang w:val="en-US"/>
-        </w:rPr>
-        <w:t>Studio</w:t>
-      </w:r>
-      <w:r>
-        <w:rPr>
-          <w:rFonts w:ascii="Times New Roman" w:hAnsi="Times New Roman"/>
-          <w:sz w:val="28"/>
-          <w:szCs w:val="28"/>
-        </w:rPr>
-        <w:t xml:space="preserve"> </w:t>
-      </w:r>
-      <w:r>
-        <w:rPr>
-          <w:rFonts w:ascii="Times New Roman" w:hAnsi="Times New Roman"/>
-          <w:sz w:val="28"/>
-          <w:szCs w:val="28"/>
-          <w:lang w:val="en-US"/>
-        </w:rPr>
-        <w:t>Code</w:t>
-      </w:r>
-      <w:r>
-        <w:rPr>
-          <w:rFonts w:ascii="Times New Roman" w:hAnsi="Times New Roman"/>
-          <w:sz w:val="28"/>
-          <w:szCs w:val="28"/>
-        </w:rPr>
-        <w:t xml:space="preserve"> </w:t>
-      </w:r>
-      <w:r>
-        <w:rPr>
-          <w:rFonts w:ascii="Times New Roman" w:hAnsi="Times New Roman"/>
-          <w:sz w:val="28"/>
-          <w:szCs w:val="28"/>
-        </w:rPr>
-        <w:t xml:space="preserve">с использованием </w:t>
-      </w:r>
-      <w:r>
-        <w:rPr>
-          <w:rFonts w:ascii="Times New Roman" w:hAnsi="Times New Roman"/>
-          <w:sz w:val="28"/>
-          <w:szCs w:val="28"/>
-          <w:lang w:val="en-US"/>
-        </w:rPr>
-        <w:t>HTML</w:t>
-      </w:r>
-      <w:r>
-        <w:rPr>
-          <w:rFonts w:ascii="Times New Roman" w:hAnsi="Times New Roman"/>
-          <w:sz w:val="28"/>
-          <w:szCs w:val="28"/>
-        </w:rPr>
-        <w:t xml:space="preserve">, </w:t>
-      </w:r>
-      <w:r>
-        <w:rPr>
-          <w:rFonts w:ascii="Times New Roman" w:hAnsi="Times New Roman"/>
-          <w:sz w:val="28"/>
-          <w:szCs w:val="28"/>
-          <w:lang w:val="en-US"/>
-        </w:rPr>
-        <w:t>CSS</w:t>
-      </w:r>
-      <w:r>
-        <w:rPr>
-          <w:rFonts w:ascii="Times New Roman" w:hAnsi="Times New Roman"/>
-          <w:sz w:val="28"/>
-          <w:szCs w:val="28"/>
-        </w:rPr>
-        <w:t xml:space="preserve">, </w:t>
-      </w:r>
-      <w:r>
-        <w:rPr>
-          <w:rFonts w:ascii="Times New Roman" w:hAnsi="Times New Roman"/>
-          <w:sz w:val="28"/>
-          <w:szCs w:val="28"/>
-          <w:lang w:val="en-US"/>
-        </w:rPr>
-        <w:t>JavaScript</w:t>
-      </w:r>
-      <w:r>
-        <w:rPr>
-          <w:rFonts w:ascii="Times New Roman" w:hAnsi="Times New Roman"/>
-          <w:sz w:val="28"/>
-          <w:szCs w:val="28"/>
-        </w:rPr>
-        <w:t>.</w:t>
-      </w:r>
     </w:p>
     <w:p>
       <w:pPr>
@@ -2570,7 +2530,15 @@
           <w:sz w:val="28"/>
           <w:szCs w:val="28"/>
         </w:rPr>
-        <w:t xml:space="preserve">Основанием для создания данного веб-сайта является выполнение задания учебной практики по созданию индивидуального программного проекта. Также основанием для разработки является необходимость закрепления навыков создание веб-сайтов с использованием </w:t>
+        <w:t>Основанием для создания данного веб-сайта является выполнение задания учебной практики по созданию индивидуального программного проекта.</w:t>
+      </w:r>
+      <w:r>
+        <w:rPr>
+          <w:rFonts w:ascii="Times New Roman" w:hAnsi="Times New Roman"/>
+          <w:sz w:val="28"/>
+          <w:szCs w:val="28"/>
+        </w:rPr>
+        <w:t xml:space="preserve"> Проект разрабатывается для закрепления навыков создания сайтов с использованием </w:t>
       </w:r>
       <w:r>
         <w:rPr>
@@ -2621,7 +2589,31 @@
           <w:sz w:val="28"/>
           <w:szCs w:val="28"/>
         </w:rPr>
+        <w:t>, а также для обработки работы с интерактивными элементами: карточками, поиском, фильтрацией, сортировкой и выводом подробной информации</w:t>
+      </w:r>
+      <w:r>
+        <w:rPr>
+          <w:rFonts w:ascii="Times New Roman" w:hAnsi="Times New Roman"/>
+          <w:sz w:val="28"/>
+          <w:szCs w:val="28"/>
+        </w:rPr>
         <w:t>.</w:t>
+      </w:r>
+      <w:r>
+        <w:rPr>
+          <w:rFonts w:ascii="Times New Roman" w:hAnsi="Times New Roman"/>
+          <w:sz w:val="28"/>
+          <w:szCs w:val="28"/>
+        </w:rPr>
+        <w:t xml:space="preserve"> Тема проекта в выбрана потому, что каталог медиафраншиз является актуальным и понятным для пользователей</w:t>
+      </w:r>
+      <w:r>
+        <w:rPr>
+          <w:rFonts w:ascii="Times New Roman" w:hAnsi="Times New Roman"/>
+          <w:sz w:val="28"/>
+          <w:szCs w:val="28"/>
+        </w:rPr>
+        <w:t>. Сайт позволит удобно просматривать информацию о разных популярных вселенных и быстро находить интересующие материалы.</w:t>
       </w:r>
     </w:p>
     <w:p>
@@ -2652,11 +2644,8 @@
         <w:pStyle w:val="tdtext"/>
         <w:rPr>
           <w:rFonts w:ascii="Times New Roman" w:hAnsi="Times New Roman"/>
-          <w:color w:val="333333"/>
-          <w:spacing w:val="-5"/>
-          <w:sz w:val="28"/>
-          <w:szCs w:val="28"/>
-          <w:shd w:val="clear" w:color="auto" w:fill="FFFFFF"/>
+          <w:sz w:val="28"/>
+          <w:szCs w:val="28"/>
         </w:rPr>
       </w:pPr>
       <w:r>
@@ -2673,36 +2662,31 @@
           <w:sz w:val="28"/>
           <w:szCs w:val="28"/>
         </w:rPr>
-        <w:t>е проекта – предоставить пользователи удобный интерактивный каталог медиафраншиз с возможностью поиска, фильтрации,</w:t>
-      </w:r>
-      <w:r>
-        <w:rPr>
-          <w:rFonts w:ascii="Times New Roman" w:hAnsi="Times New Roman"/>
-          <w:sz w:val="28"/>
-          <w:szCs w:val="28"/>
-        </w:rPr>
-        <w:t xml:space="preserve"> просмотра информации</w:t>
-      </w:r>
-      <w:r>
-        <w:rPr>
-          <w:color w:val="333333"/>
-          <w:spacing w:val="-5"/>
-          <w:sz w:val="28"/>
-          <w:szCs w:val="28"/>
-          <w:shd w:val="clear" w:color="auto" w:fill="FFFFFF"/>
-        </w:rPr>
-        <w:t xml:space="preserve">, </w:t>
-      </w:r>
-      <w:r>
-        <w:rPr>
-          <w:rFonts w:ascii="Times New Roman" w:hAnsi="Times New Roman"/>
-          <w:color w:val="333333"/>
-          <w:spacing w:val="-5"/>
-          <w:sz w:val="28"/>
-          <w:szCs w:val="28"/>
-          <w:shd w:val="clear" w:color="auto" w:fill="FFFFFF"/>
-        </w:rPr>
-        <w:t>сортировки.</w:t>
+        <w:t xml:space="preserve">е проекта – </w:t>
+      </w:r>
+      <w:r>
+        <w:rPr>
+          <w:rFonts w:ascii="Times New Roman" w:hAnsi="Times New Roman"/>
+          <w:sz w:val="28"/>
+          <w:szCs w:val="28"/>
+        </w:rPr>
+        <w:t xml:space="preserve">создать интерактивный веб-сайт </w:t>
+      </w:r>
+      <w:r>
+        <w:rPr>
+          <w:rFonts w:ascii="Times New Roman" w:hAnsi="Times New Roman"/>
+          <w:sz w:val="28"/>
+          <w:szCs w:val="28"/>
+        </w:rPr>
+        <w:t>FandomHub</w:t>
+      </w:r>
+      <w:r>
+        <w:rPr>
+          <w:rFonts w:ascii="Times New Roman" w:hAnsi="Times New Roman"/>
+          <w:sz w:val="28"/>
+          <w:szCs w:val="28"/>
+        </w:rPr>
+        <w:t>, предназначенный для просмотра информации о популярных медиафраншизах.</w:t>
       </w:r>
     </w:p>
     <w:p>
@@ -2714,24 +2698,185 @@
           <w:szCs w:val="28"/>
         </w:rPr>
       </w:pPr>
+      <w:r>
+        <w:rPr>
+          <w:rFonts w:ascii="Times New Roman" w:hAnsi="Times New Roman"/>
+          <w:sz w:val="28"/>
+          <w:szCs w:val="28"/>
+        </w:rPr>
+        <w:t>Сайт будет содержать каталог карточек, каждая карточка будет включать название, категорию, жанр, краткое описание и изображение.</w:t>
+      </w:r>
     </w:p>
     <w:p>
       <w:pPr>
         <w:pStyle w:val="tdtext"/>
-        <w:ind w:firstLine="0"/>
-        <w:rPr>
-          <w:rFonts w:ascii="Times New Roman" w:hAnsi="Times New Roman"/>
-          <w:sz w:val="28"/>
-          <w:szCs w:val="28"/>
-        </w:rPr>
-      </w:pPr>
-      <w:r>
-        <w:rPr>
-          <w:rFonts w:ascii="Times New Roman" w:hAnsi="Times New Roman"/>
-          <w:sz w:val="28"/>
-          <w:szCs w:val="28"/>
-        </w:rPr>
-        <w:tab/>
+        <w:rPr>
+          <w:rFonts w:ascii="Times New Roman" w:hAnsi="Times New Roman"/>
+          <w:sz w:val="28"/>
+          <w:szCs w:val="28"/>
+        </w:rPr>
+      </w:pPr>
+      <w:r>
+        <w:rPr>
+          <w:rFonts w:ascii="Times New Roman" w:hAnsi="Times New Roman"/>
+          <w:sz w:val="28"/>
+          <w:szCs w:val="28"/>
+        </w:rPr>
+        <w:t>На сайте будут реализованы следующие функции:</w:t>
+      </w:r>
+    </w:p>
+    <w:p>
+      <w:pPr>
+        <w:pStyle w:val="tdtext"/>
+        <w:numPr>
+          <w:ilvl w:val="0"/>
+          <w:numId w:val="28"/>
+        </w:numPr>
+        <w:rPr>
+          <w:rFonts w:ascii="Times New Roman" w:hAnsi="Times New Roman"/>
+          <w:sz w:val="28"/>
+          <w:szCs w:val="28"/>
+        </w:rPr>
+      </w:pPr>
+      <w:r>
+        <w:rPr>
+          <w:rFonts w:ascii="Times New Roman" w:hAnsi="Times New Roman"/>
+          <w:sz w:val="28"/>
+          <w:szCs w:val="28"/>
+        </w:rPr>
+        <w:t>Поиск – пользователь сможет найти нужную франшизу по названию или части названия;</w:t>
+      </w:r>
+    </w:p>
+    <w:p>
+      <w:pPr>
+        <w:pStyle w:val="tdtext"/>
+        <w:numPr>
+          <w:ilvl w:val="0"/>
+          <w:numId w:val="28"/>
+        </w:numPr>
+        <w:rPr>
+          <w:rFonts w:ascii="Times New Roman" w:hAnsi="Times New Roman"/>
+          <w:sz w:val="28"/>
+          <w:szCs w:val="28"/>
+        </w:rPr>
+      </w:pPr>
+      <w:r>
+        <w:rPr>
+          <w:rFonts w:ascii="Times New Roman" w:hAnsi="Times New Roman"/>
+          <w:sz w:val="28"/>
+          <w:szCs w:val="28"/>
+        </w:rPr>
+        <w:t xml:space="preserve">Фильтрация </w:t>
+      </w:r>
+      <w:r>
+        <w:rPr>
+          <w:rFonts w:ascii="Times New Roman" w:hAnsi="Times New Roman"/>
+          <w:sz w:val="28"/>
+          <w:szCs w:val="28"/>
+        </w:rPr>
+        <w:t xml:space="preserve">– </w:t>
+      </w:r>
+      <w:r>
+        <w:rPr>
+          <w:rFonts w:ascii="Times New Roman" w:hAnsi="Times New Roman"/>
+          <w:sz w:val="28"/>
+          <w:szCs w:val="28"/>
+        </w:rPr>
+        <w:t xml:space="preserve"> пользователь сможет отобрать карточки по категориям: аниме, хоррор, постапокалипсис, фантастика;</w:t>
+      </w:r>
+    </w:p>
+    <w:p>
+      <w:pPr>
+        <w:pStyle w:val="tdtext"/>
+        <w:numPr>
+          <w:ilvl w:val="0"/>
+          <w:numId w:val="28"/>
+        </w:numPr>
+        <w:rPr>
+          <w:rFonts w:ascii="Times New Roman" w:hAnsi="Times New Roman"/>
+          <w:sz w:val="28"/>
+          <w:szCs w:val="28"/>
+        </w:rPr>
+      </w:pPr>
+      <w:r>
+        <w:rPr>
+          <w:rFonts w:ascii="Times New Roman" w:hAnsi="Times New Roman"/>
+          <w:sz w:val="28"/>
+          <w:szCs w:val="28"/>
+        </w:rPr>
+        <w:t xml:space="preserve">Сортировка </w:t>
+      </w:r>
+      <w:r>
+        <w:rPr>
+          <w:rFonts w:ascii="Times New Roman" w:hAnsi="Times New Roman"/>
+          <w:sz w:val="28"/>
+          <w:szCs w:val="28"/>
+        </w:rPr>
+        <w:t>–</w:t>
+      </w:r>
+      <w:r>
+        <w:rPr>
+          <w:rFonts w:ascii="Times New Roman" w:hAnsi="Times New Roman"/>
+          <w:sz w:val="28"/>
+          <w:szCs w:val="28"/>
+        </w:rPr>
+        <w:t xml:space="preserve"> пользователь сможет упорядочить карточки по названию.</w:t>
+      </w:r>
+    </w:p>
+    <w:p>
+      <w:pPr>
+        <w:pStyle w:val="tdtext"/>
+        <w:numPr>
+          <w:ilvl w:val="0"/>
+          <w:numId w:val="28"/>
+        </w:numPr>
+        <w:rPr>
+          <w:rFonts w:ascii="Times New Roman" w:hAnsi="Times New Roman"/>
+          <w:sz w:val="28"/>
+          <w:szCs w:val="28"/>
+        </w:rPr>
+      </w:pPr>
+      <w:r>
+        <w:rPr>
+          <w:rFonts w:ascii="Times New Roman" w:hAnsi="Times New Roman"/>
+          <w:sz w:val="28"/>
+          <w:szCs w:val="28"/>
+        </w:rPr>
+        <w:t xml:space="preserve">Просмотр подробной информации </w:t>
+      </w:r>
+      <w:r>
+        <w:rPr>
+          <w:rFonts w:ascii="Times New Roman" w:hAnsi="Times New Roman"/>
+          <w:sz w:val="28"/>
+          <w:szCs w:val="28"/>
+        </w:rPr>
+        <w:t>–</w:t>
+      </w:r>
+      <w:r>
+        <w:rPr>
+          <w:rFonts w:ascii="Times New Roman" w:hAnsi="Times New Roman"/>
+          <w:sz w:val="28"/>
+          <w:szCs w:val="28"/>
+        </w:rPr>
+        <w:t xml:space="preserve"> при нажатии на кнопку «Подробнее» пользователь сможет увидеть расширенное описание выбранной франшизы.</w:t>
+      </w:r>
+    </w:p>
+    <w:p>
+      <w:pPr>
+        <w:pStyle w:val="tdtext"/>
+        <w:rPr>
+          <w:rFonts w:ascii="Times New Roman" w:hAnsi="Times New Roman"/>
+          <w:sz w:val="28"/>
+          <w:szCs w:val="28"/>
+        </w:rPr>
+      </w:pPr>
+      <w:r>
+        <w:rPr>
+          <w:rFonts w:ascii="Times New Roman" w:hAnsi="Times New Roman"/>
+          <w:sz w:val="28"/>
+          <w:szCs w:val="28"/>
+        </w:rPr>
+        <w:t>Таким образом, сайт предназначен для удобного поиска, отбора информации о медиафраншизах.</w:t>
       </w:r>
     </w:p>
     <w:p>
@@ -5909,7 +6054,7 @@
           </w:p>
         </w:tc>
       </w:tr>
-      <w:bookmarkEnd w:id="1"/>
+      <w:bookmarkEnd w:id="0"/>
     </w:tbl>
     <w:p/>
     <w:sectPr>
@@ -6349,7 +6494,6 @@
                                   <w:rFonts w:ascii="Arial" w:hAnsi="Arial" w:cs="Arial"/>
                                 </w:rPr>
                               </w:pPr>
-                              <w:proofErr w:type="spellStart"/>
                               <w:r>
                                 <w:rPr>
                                   <w:rFonts w:ascii="Arial" w:hAnsi="Arial" w:cs="Arial"/>
@@ -6357,17 +6501,7 @@
                                   <w:sz w:val="16"/>
                                   <w:szCs w:val="16"/>
                                 </w:rPr>
-                                <w:t>Взам</w:t>
-                              </w:r>
-                              <w:proofErr w:type="spellEnd"/>
-                              <w:r>
-                                <w:rPr>
-                                  <w:rFonts w:ascii="Arial" w:hAnsi="Arial" w:cs="Arial"/>
-                                  <w:i/>
-                                  <w:sz w:val="16"/>
-                                  <w:szCs w:val="16"/>
-                                </w:rPr>
-                                <w:t>. инв. №</w:t>
+                                <w:t>Взам. инв. №</w:t>
                               </w:r>
                             </w:p>
                           </w:txbxContent>
@@ -6455,27 +6589,7 @@
                                   <w:sz w:val="16"/>
                                   <w:szCs w:val="16"/>
                                 </w:rPr>
-                                <w:t xml:space="preserve">Инв. № </w:t>
-                              </w:r>
-                              <w:proofErr w:type="spellStart"/>
-                              <w:r>
-                                <w:rPr>
-                                  <w:rFonts w:ascii="Arial" w:hAnsi="Arial" w:cs="Arial"/>
-                                  <w:i/>
-                                  <w:sz w:val="16"/>
-                                  <w:szCs w:val="16"/>
-                                </w:rPr>
-                                <w:t>дубл</w:t>
-                              </w:r>
-                              <w:proofErr w:type="spellEnd"/>
-                              <w:r>
-                                <w:rPr>
-                                  <w:rFonts w:ascii="Arial" w:hAnsi="Arial" w:cs="Arial"/>
-                                  <w:i/>
-                                  <w:sz w:val="16"/>
-                                  <w:szCs w:val="16"/>
-                                </w:rPr>
-                                <w:t>.</w:t>
+                                <w:t>Инв. № дубл.</w:t>
                               </w:r>
                             </w:p>
                           </w:txbxContent>
@@ -9603,6 +9717,119 @@
       </w:rPr>
     </w:lvl>
   </w:abstractNum>
+  <w:abstractNum w:abstractNumId="26" w15:restartNumberingAfterBreak="0">
+    <w:nsid w:val="7ABB243D"/>
+    <w:multiLevelType w:val="hybridMultilevel"/>
+    <w:tmpl w:val="01FEE4CE"/>
+    <w:lvl w:ilvl="0" w:tplc="04190001">
+      <w:start w:val="1"/>
+      <w:numFmt w:val="bullet"/>
+      <w:lvlText w:val=""/>
+      <w:lvlJc w:val="left"/>
+      <w:pPr>
+        <w:ind w:left="1287" w:hanging="360"/>
+      </w:pPr>
+      <w:rPr>
+        <w:rFonts w:ascii="Symbol" w:hAnsi="Symbol" w:hint="default"/>
+      </w:rPr>
+    </w:lvl>
+    <w:lvl w:ilvl="1" w:tplc="04190003" w:tentative="1">
+      <w:start w:val="1"/>
+      <w:numFmt w:val="bullet"/>
+      <w:lvlText w:val="o"/>
+      <w:lvlJc w:val="left"/>
+      <w:pPr>
+        <w:ind w:left="2007" w:hanging="360"/>
+      </w:pPr>
+      <w:rPr>
+        <w:rFonts w:ascii="Courier New" w:hAnsi="Courier New" w:cs="Courier New" w:hint="default"/>
+      </w:rPr>
+    </w:lvl>
+    <w:lvl w:ilvl="2" w:tplc="04190005" w:tentative="1">
+      <w:start w:val="1"/>
+      <w:numFmt w:val="bullet"/>
+      <w:lvlText w:val=""/>
+      <w:lvlJc w:val="left"/>
+      <w:pPr>
+        <w:ind w:left="2727" w:hanging="360"/>
+      </w:pPr>
+      <w:rPr>
+        <w:rFonts w:ascii="Wingdings" w:hAnsi="Wingdings" w:hint="default"/>
+      </w:rPr>
+    </w:lvl>
+    <w:lvl w:ilvl="3" w:tplc="04190001" w:tentative="1">
+      <w:start w:val="1"/>
+      <w:numFmt w:val="bullet"/>
+      <w:lvlText w:val=""/>
+      <w:lvlJc w:val="left"/>
+      <w:pPr>
+        <w:ind w:left="3447" w:hanging="360"/>
+      </w:pPr>
+      <w:rPr>
+        <w:rFonts w:ascii="Symbol" w:hAnsi="Symbol" w:hint="default"/>
+      </w:rPr>
+    </w:lvl>
+    <w:lvl w:ilvl="4" w:tplc="04190003" w:tentative="1">
+      <w:start w:val="1"/>
+      <w:numFmt w:val="bullet"/>
+      <w:lvlText w:val="o"/>
+      <w:lvlJc w:val="left"/>
+      <w:pPr>
+        <w:ind w:left="4167" w:hanging="360"/>
+      </w:pPr>
+      <w:rPr>
+        <w:rFonts w:ascii="Courier New" w:hAnsi="Courier New" w:cs="Courier New" w:hint="default"/>
+      </w:rPr>
+    </w:lvl>
+    <w:lvl w:ilvl="5" w:tplc="04190005" w:tentative="1">
+      <w:start w:val="1"/>
+      <w:numFmt w:val="bullet"/>
+      <w:lvlText w:val=""/>
+      <w:lvlJc w:val="left"/>
+      <w:pPr>
+        <w:ind w:left="4887" w:hanging="360"/>
+      </w:pPr>
+      <w:rPr>
+        <w:rFonts w:ascii="Wingdings" w:hAnsi="Wingdings" w:hint="default"/>
+      </w:rPr>
+    </w:lvl>
+    <w:lvl w:ilvl="6" w:tplc="04190001" w:tentative="1">
+      <w:start w:val="1"/>
+      <w:numFmt w:val="bullet"/>
+      <w:lvlText w:val=""/>
+      <w:lvlJc w:val="left"/>
+      <w:pPr>
+        <w:ind w:left="5607" w:hanging="360"/>
+      </w:pPr>
+      <w:rPr>
+        <w:rFonts w:ascii="Symbol" w:hAnsi="Symbol" w:hint="default"/>
+      </w:rPr>
+    </w:lvl>
+    <w:lvl w:ilvl="7" w:tplc="04190003" w:tentative="1">
+      <w:start w:val="1"/>
+      <w:numFmt w:val="bullet"/>
+      <w:lvlText w:val="o"/>
+      <w:lvlJc w:val="left"/>
+      <w:pPr>
+        <w:ind w:left="6327" w:hanging="360"/>
+      </w:pPr>
+      <w:rPr>
+        <w:rFonts w:ascii="Courier New" w:hAnsi="Courier New" w:cs="Courier New" w:hint="default"/>
+      </w:rPr>
+    </w:lvl>
+    <w:lvl w:ilvl="8" w:tplc="04190005" w:tentative="1">
+      <w:start w:val="1"/>
+      <w:numFmt w:val="bullet"/>
+      <w:lvlText w:val=""/>
+      <w:lvlJc w:val="left"/>
+      <w:pPr>
+        <w:ind w:left="7047" w:hanging="360"/>
+      </w:pPr>
+      <w:rPr>
+        <w:rFonts w:ascii="Wingdings" w:hAnsi="Wingdings" w:hint="default"/>
+      </w:rPr>
+    </w:lvl>
+  </w:abstractNum>
   <w:num w:numId="1">
     <w:abstractNumId w:val="15"/>
   </w:num>
@@ -9686,6 +9913,9 @@
   </w:num>
   <w:num w:numId="27">
     <w:abstractNumId w:val="16"/>
+  </w:num>
+  <w:num w:numId="28">
+    <w:abstractNumId w:val="26"/>
   </w:num>
   <w:numIdMacAtCleanup w:val="17"/>
 </w:numbering>
@@ -10071,7 +10301,7 @@
   </w:latentStyles>
   <w:style w:type="paragraph" w:default="1" w:styleId="a1">
     <w:name w:val="Normal"/>
-    <w:rsid w:val="00F8731C"/>
+    <w:rsid w:val="00A15A23"/>
     <w:rPr>
       <w:sz w:val="24"/>
       <w:szCs w:val="24"/>
@@ -12302,6 +12532,15 @@
 </file>
 
 <file path=customXml/item1.xml><?xml version="1.0" encoding="utf-8"?>
+<?mso-contentType ?>
+<FormTemplates xmlns="http://schemas.microsoft.com/sharepoint/v3/contenttype/forms">
+  <Display>DocumentLibraryForm</Display>
+  <Edit>DocumentLibraryForm</Edit>
+  <New>DocumentLibraryForm</New>
+</FormTemplates>
+</file>
+
+<file path=customXml/item2.xml><?xml version="1.0" encoding="utf-8"?>
 <ct:contentTypeSchema xmlns:ct="http://schemas.microsoft.com/office/2006/metadata/contentType" xmlns:ma="http://schemas.microsoft.com/office/2006/metadata/properties/metaAttributes" ct:_="" ma:_="" ma:contentTypeName="Документ" ma:contentTypeID="0x01010021B9D911046F7B4CBB720F7F9CE62705" ma:contentTypeVersion="0" ma:contentTypeDescription="Создание документа." ma:contentTypeScope="" ma:versionID="f80155d847e009baef3819be4182e929">
   <xsd:schema xmlns:xsd="http://www.w3.org/2001/XMLSchema" xmlns:xs="http://www.w3.org/2001/XMLSchema" xmlns:p="http://schemas.microsoft.com/office/2006/metadata/properties" targetNamespace="http://schemas.microsoft.com/office/2006/metadata/properties" ma:root="true" ma:fieldsID="89d58f4857a619b7c345529988bca397">
     <xsd:element name="properties">
@@ -12415,23 +12654,14 @@
 </ct:contentTypeSchema>
 </file>
 
-<file path=customXml/item2.xml><?xml version="1.0" encoding="utf-8"?>
-<?mso-contentType ?>
-<FormTemplates xmlns="http://schemas.microsoft.com/sharepoint/v3/contenttype/forms">
-  <Display>DocumentLibraryForm</Display>
-  <Edit>DocumentLibraryForm</Edit>
-  <New>DocumentLibraryForm</New>
-</FormTemplates>
-</file>
-
 <file path=customXml/item3.xml><?xml version="1.0" encoding="utf-8"?>
-<LongProperties xmlns="http://schemas.microsoft.com/office/2006/metadata/longProperties"/>
+<p:properties xmlns:p="http://schemas.microsoft.com/office/2006/metadata/properties" xmlns:xsi="http://www.w3.org/2001/XMLSchema-instance" xmlns:pc="http://schemas.microsoft.com/office/infopath/2007/PartnerControls">
+  <documentManagement/>
+</p:properties>
 </file>
 
 <file path=customXml/item4.xml><?xml version="1.0" encoding="utf-8"?>
-<p:properties xmlns:p="http://schemas.microsoft.com/office/2006/metadata/properties" xmlns:xsi="http://www.w3.org/2001/XMLSchema-instance" xmlns:pc="http://schemas.microsoft.com/office/infopath/2007/PartnerControls">
-  <documentManagement/>
-</p:properties>
+<LongProperties xmlns="http://schemas.microsoft.com/office/2006/metadata/longProperties"/>
 </file>
 
 <file path=customXml/item5.xml><?xml version="1.0" encoding="utf-8"?>
@@ -12439,6 +12669,14 @@
 </file>
 
 <file path=customXml/itemProps1.xml><?xml version="1.0" encoding="utf-8"?>
+<ds:datastoreItem xmlns:ds="http://schemas.openxmlformats.org/officeDocument/2006/customXml" ds:itemID="{0A6C280D-161E-4B2E-B43B-68BCADBFA570}">
+  <ds:schemaRefs>
+    <ds:schemaRef ds:uri="http://schemas.microsoft.com/sharepoint/v3/contenttype/forms"/>
+  </ds:schemaRefs>
+</ds:datastoreItem>
+</file>
+
+<file path=customXml/itemProps2.xml><?xml version="1.0" encoding="utf-8"?>
 <ds:datastoreItem xmlns:ds="http://schemas.openxmlformats.org/officeDocument/2006/customXml" ds:itemID="{E51BFC62-3C67-4867-A566-B3188E047C08}">
   <ds:schemaRefs>
     <ds:schemaRef ds:uri="http://schemas.microsoft.com/office/2006/metadata/contentType"/>
@@ -12454,23 +12692,7 @@
 </ds:datastoreItem>
 </file>
 
-<file path=customXml/itemProps2.xml><?xml version="1.0" encoding="utf-8"?>
-<ds:datastoreItem xmlns:ds="http://schemas.openxmlformats.org/officeDocument/2006/customXml" ds:itemID="{0A6C280D-161E-4B2E-B43B-68BCADBFA570}">
-  <ds:schemaRefs>
-    <ds:schemaRef ds:uri="http://schemas.microsoft.com/sharepoint/v3/contenttype/forms"/>
-  </ds:schemaRefs>
-</ds:datastoreItem>
-</file>
-
 <file path=customXml/itemProps3.xml><?xml version="1.0" encoding="utf-8"?>
-<ds:datastoreItem xmlns:ds="http://schemas.openxmlformats.org/officeDocument/2006/customXml" ds:itemID="{715AA86B-6CAF-4587-B8DA-CA55E4014A33}">
-  <ds:schemaRefs>
-    <ds:schemaRef ds:uri="http://schemas.microsoft.com/office/2006/metadata/longProperties"/>
-  </ds:schemaRefs>
-</ds:datastoreItem>
-</file>
-
-<file path=customXml/itemProps4.xml><?xml version="1.0" encoding="utf-8"?>
 <ds:datastoreItem xmlns:ds="http://schemas.openxmlformats.org/officeDocument/2006/customXml" ds:itemID="{334548E3-C21F-4F66-B6D7-5869B1331B71}">
   <ds:schemaRefs>
     <ds:schemaRef ds:uri="http://schemas.microsoft.com/office/2006/metadata/properties"/>
@@ -12479,8 +12701,16 @@
 </ds:datastoreItem>
 </file>
 
+<file path=customXml/itemProps4.xml><?xml version="1.0" encoding="utf-8"?>
+<ds:datastoreItem xmlns:ds="http://schemas.openxmlformats.org/officeDocument/2006/customXml" ds:itemID="{715AA86B-6CAF-4587-B8DA-CA55E4014A33}">
+  <ds:schemaRefs>
+    <ds:schemaRef ds:uri="http://schemas.microsoft.com/office/2006/metadata/longProperties"/>
+  </ds:schemaRefs>
+</ds:datastoreItem>
+</file>
+
 <file path=customXml/itemProps5.xml><?xml version="1.0" encoding="utf-8"?>
-<ds:datastoreItem xmlns:ds="http://schemas.openxmlformats.org/officeDocument/2006/customXml" ds:itemID="{FE7628A3-603A-4E76-B6A4-89CEAACEA121}">
+<ds:datastoreItem xmlns:ds="http://schemas.openxmlformats.org/officeDocument/2006/customXml" ds:itemID="{CA915989-461F-49ED-964B-228256B5F086}">
   <ds:schemaRefs>
     <ds:schemaRef ds:uri="http://schemas.openxmlformats.org/officeDocument/2006/bibliography"/>
   </ds:schemaRefs>

--- a/web/нужное/ТЗ_01.docx
+++ b/web/нужное/ТЗ_01.docx
@@ -647,7 +647,7 @@
     <w:p>
       <w:pPr>
         <w:pStyle w:val="tdtext"/>
-        <w:ind w:firstLine="0"/>
+        <w:ind w:firstLine="708"/>
         <w:rPr>
           <w:rFonts w:ascii="Times New Roman" w:hAnsi="Times New Roman"/>
           <w:sz w:val="28"/>
@@ -2477,8 +2477,6 @@
           <w:szCs w:val="28"/>
         </w:rPr>
       </w:pPr>
-      <w:bookmarkStart w:id="2" w:name="_GoBack"/>
-      <w:bookmarkEnd w:id="2"/>
     </w:p>
     <w:p>
       <w:pPr>
@@ -2487,7 +2485,7 @@
           <w:shd w:val="clear" w:color="auto" w:fill="FFFFFF"/>
         </w:rPr>
       </w:pPr>
-      <w:bookmarkStart w:id="3" w:name="_Toc228034867"/>
+      <w:bookmarkStart w:id="2" w:name="_Toc228034867"/>
       <w:r>
         <w:rPr>
           <w:shd w:val="clear" w:color="auto" w:fill="FFFFFF"/>
@@ -2513,108 +2511,110 @@
         </w:rPr>
         <w:t xml:space="preserve"> для разработки</w:t>
       </w:r>
+      <w:bookmarkEnd w:id="2"/>
+    </w:p>
+    <w:p>
+      <w:pPr>
+        <w:pStyle w:val="tdtext"/>
+        <w:rPr>
+          <w:rFonts w:ascii="Times New Roman" w:hAnsi="Times New Roman"/>
+          <w:sz w:val="28"/>
+          <w:szCs w:val="28"/>
+        </w:rPr>
+      </w:pPr>
+      <w:r>
+        <w:rPr>
+          <w:rFonts w:ascii="Times New Roman" w:hAnsi="Times New Roman"/>
+          <w:sz w:val="28"/>
+          <w:szCs w:val="28"/>
+        </w:rPr>
+        <w:t>Основанием для создания данного веб-сайта является выполнение задания учебной практики по созданию индивидуального программного проекта.</w:t>
+      </w:r>
+      <w:r>
+        <w:rPr>
+          <w:rFonts w:ascii="Times New Roman" w:hAnsi="Times New Roman"/>
+          <w:sz w:val="28"/>
+          <w:szCs w:val="28"/>
+        </w:rPr>
+        <w:t xml:space="preserve"> Проект разрабатывается для закрепления навыков создания сайтов с использованием </w:t>
+      </w:r>
+      <w:r>
+        <w:rPr>
+          <w:rFonts w:ascii="Times New Roman" w:hAnsi="Times New Roman"/>
+          <w:sz w:val="28"/>
+          <w:szCs w:val="28"/>
+          <w:lang w:val="en-US"/>
+        </w:rPr>
+        <w:t>HTML</w:t>
+      </w:r>
+      <w:r>
+        <w:rPr>
+          <w:rFonts w:ascii="Times New Roman" w:hAnsi="Times New Roman"/>
+          <w:sz w:val="28"/>
+          <w:szCs w:val="28"/>
+        </w:rPr>
+        <w:t xml:space="preserve">, </w:t>
+      </w:r>
+      <w:r>
+        <w:rPr>
+          <w:rFonts w:ascii="Times New Roman" w:hAnsi="Times New Roman"/>
+          <w:sz w:val="28"/>
+          <w:szCs w:val="28"/>
+          <w:lang w:val="en-US"/>
+        </w:rPr>
+        <w:t>CSS</w:t>
+      </w:r>
+      <w:r>
+        <w:rPr>
+          <w:rFonts w:ascii="Times New Roman" w:hAnsi="Times New Roman"/>
+          <w:sz w:val="28"/>
+          <w:szCs w:val="28"/>
+        </w:rPr>
+        <w:t xml:space="preserve">, </w:t>
+      </w:r>
+      <w:r>
+        <w:rPr>
+          <w:rFonts w:ascii="Times New Roman" w:hAnsi="Times New Roman"/>
+          <w:sz w:val="28"/>
+          <w:szCs w:val="28"/>
+          <w:lang w:val="en-US"/>
+        </w:rPr>
+        <w:t>JavaScript</w:t>
+      </w:r>
+      <w:r>
+        <w:rPr>
+          <w:rFonts w:ascii="Times New Roman" w:hAnsi="Times New Roman"/>
+          <w:sz w:val="28"/>
+          <w:szCs w:val="28"/>
+        </w:rPr>
+        <w:t>, а также для обработки работы с интерактивными элементами: карточками, поиском, фильтрацией, сортировкой и выводом подробной информации</w:t>
+      </w:r>
+      <w:r>
+        <w:rPr>
+          <w:rFonts w:ascii="Times New Roman" w:hAnsi="Times New Roman"/>
+          <w:sz w:val="28"/>
+          <w:szCs w:val="28"/>
+        </w:rPr>
+        <w:t>.</w:t>
+      </w:r>
+      <w:r>
+        <w:rPr>
+          <w:rFonts w:ascii="Times New Roman" w:hAnsi="Times New Roman"/>
+          <w:sz w:val="28"/>
+          <w:szCs w:val="28"/>
+        </w:rPr>
+        <w:t xml:space="preserve"> Тема проекта в выбрана потому, что каталог медиафраншиз является актуальным и понятным для пользователей</w:t>
+      </w:r>
+      <w:r>
+        <w:rPr>
+          <w:rFonts w:ascii="Times New Roman" w:hAnsi="Times New Roman"/>
+          <w:sz w:val="28"/>
+          <w:szCs w:val="28"/>
+        </w:rPr>
+        <w:t>. Сайт позволит удобно просматривать информацию о разных популярных вселенных и быстро находить интересующие материалы.</w:t>
+      </w:r>
+      <w:bookmarkStart w:id="3" w:name="_GoBack"/>
       <w:bookmarkEnd w:id="3"/>
-    </w:p>
-    <w:p>
-      <w:pPr>
-        <w:pStyle w:val="tdtext"/>
-        <w:rPr>
-          <w:rFonts w:ascii="Times New Roman" w:hAnsi="Times New Roman"/>
-          <w:sz w:val="28"/>
-          <w:szCs w:val="28"/>
-        </w:rPr>
-      </w:pPr>
-      <w:r>
-        <w:rPr>
-          <w:rFonts w:ascii="Times New Roman" w:hAnsi="Times New Roman"/>
-          <w:sz w:val="28"/>
-          <w:szCs w:val="28"/>
-        </w:rPr>
-        <w:t>Основанием для создания данного веб-сайта является выполнение задания учебной практики по созданию индивидуального программного проекта.</w:t>
-      </w:r>
-      <w:r>
-        <w:rPr>
-          <w:rFonts w:ascii="Times New Roman" w:hAnsi="Times New Roman"/>
-          <w:sz w:val="28"/>
-          <w:szCs w:val="28"/>
-        </w:rPr>
-        <w:t xml:space="preserve"> Проект разрабатывается для закрепления навыков создания сайтов с использованием </w:t>
-      </w:r>
-      <w:r>
-        <w:rPr>
-          <w:rFonts w:ascii="Times New Roman" w:hAnsi="Times New Roman"/>
-          <w:sz w:val="28"/>
-          <w:szCs w:val="28"/>
-          <w:lang w:val="en-US"/>
-        </w:rPr>
-        <w:t>HTML</w:t>
-      </w:r>
-      <w:r>
-        <w:rPr>
-          <w:rFonts w:ascii="Times New Roman" w:hAnsi="Times New Roman"/>
-          <w:sz w:val="28"/>
-          <w:szCs w:val="28"/>
-        </w:rPr>
-        <w:t xml:space="preserve">, </w:t>
-      </w:r>
-      <w:r>
-        <w:rPr>
-          <w:rFonts w:ascii="Times New Roman" w:hAnsi="Times New Roman"/>
-          <w:sz w:val="28"/>
-          <w:szCs w:val="28"/>
-          <w:lang w:val="en-US"/>
-        </w:rPr>
-        <w:t>CSS</w:t>
-      </w:r>
-      <w:r>
-        <w:rPr>
-          <w:rFonts w:ascii="Times New Roman" w:hAnsi="Times New Roman"/>
-          <w:sz w:val="28"/>
-          <w:szCs w:val="28"/>
-        </w:rPr>
-        <w:t xml:space="preserve">, </w:t>
-      </w:r>
-      <w:r>
-        <w:rPr>
-          <w:rFonts w:ascii="Times New Roman" w:hAnsi="Times New Roman"/>
-          <w:sz w:val="28"/>
-          <w:szCs w:val="28"/>
-          <w:lang w:val="en-US"/>
-        </w:rPr>
-        <w:t>JavaScript</w:t>
-      </w:r>
-      <w:r>
-        <w:rPr>
-          <w:rFonts w:ascii="Times New Roman" w:hAnsi="Times New Roman"/>
-          <w:sz w:val="28"/>
-          <w:szCs w:val="28"/>
-        </w:rPr>
-        <w:t>, а также для обработки работы с интерактивными элементами: карточками, поиском, фильтрацией, сортировкой и выводом подробной информации</w:t>
-      </w:r>
-      <w:r>
-        <w:rPr>
-          <w:rFonts w:ascii="Times New Roman" w:hAnsi="Times New Roman"/>
-          <w:sz w:val="28"/>
-          <w:szCs w:val="28"/>
-        </w:rPr>
-        <w:t>.</w:t>
-      </w:r>
-      <w:r>
-        <w:rPr>
-          <w:rFonts w:ascii="Times New Roman" w:hAnsi="Times New Roman"/>
-          <w:sz w:val="28"/>
-          <w:szCs w:val="28"/>
-        </w:rPr>
-        <w:t xml:space="preserve"> Тема проекта в выбрана потому, что каталог медиафраншиз является актуальным и понятным для пользователей</w:t>
-      </w:r>
-      <w:r>
-        <w:rPr>
-          <w:rFonts w:ascii="Times New Roman" w:hAnsi="Times New Roman"/>
-          <w:sz w:val="28"/>
-          <w:szCs w:val="28"/>
-        </w:rPr>
-        <w:t>. Сайт позволит удобно просматривать информацию о разных популярных вселенных и быстро находить интересующие материалы.</w:t>
-      </w:r>
     </w:p>
     <w:p>
       <w:pPr>
@@ -7339,7 +7339,7 @@
         <w:sz w:val="22"/>
         <w:szCs w:val="22"/>
       </w:rPr>
-      <w:t>2</w:t>
+      <w:t>6</w:t>
     </w:r>
     <w:r>
       <w:rPr>
@@ -12710,7 +12710,7 @@
 </file>
 
 <file path=customXml/itemProps5.xml><?xml version="1.0" encoding="utf-8"?>
-<ds:datastoreItem xmlns:ds="http://schemas.openxmlformats.org/officeDocument/2006/customXml" ds:itemID="{CA915989-461F-49ED-964B-228256B5F086}">
+<ds:datastoreItem xmlns:ds="http://schemas.openxmlformats.org/officeDocument/2006/customXml" ds:itemID="{4A644383-C979-441E-83F8-C69C630C0B83}">
   <ds:schemaRefs>
     <ds:schemaRef ds:uri="http://schemas.openxmlformats.org/officeDocument/2006/bibliography"/>
   </ds:schemaRefs>
